--- a/Z_OtherProjects/MusicAssets/学习/学习记录.docx
+++ b/Z_OtherProjects/MusicAssets/学习/学习记录.docx
@@ -20,24 +20,57 @@
     <w:p>
       <w:pPr>
         <w:rPr>
-          <w:rFonts w:hint="eastAsia"/>
-          <w:lang w:val="en-US" w:eastAsia="zh-CN"/>
-        </w:rPr>
-      </w:pPr>
-      <w:r>
-        <w:rPr>
-          <w:rFonts w:hint="eastAsia"/>
-          <w:lang w:val="en-US" w:eastAsia="zh-CN"/>
-        </w:rPr>
-        <w:t>弱起+A+B+A*+B*</w:t>
+          <w:rFonts w:hint="default"/>
+          <w:lang w:val="en-US" w:eastAsia="zh-CN"/>
+        </w:rPr>
+      </w:pPr>
+      <w:r>
+        <w:rPr>
+          <w:rFonts w:hint="eastAsia"/>
+          <w:lang w:val="en-US" w:eastAsia="zh-CN"/>
+        </w:rPr>
+        <w:t>一、纯音乐</w:t>
+      </w:r>
+    </w:p>
+    <w:p>
+      <w:pPr>
+        <w:ind w:firstLine="420" w:firstLineChars="0"/>
+        <w:rPr>
+          <w:rFonts w:hint="eastAsia"/>
+          <w:lang w:val="en-US" w:eastAsia="zh-CN"/>
+        </w:rPr>
+      </w:pPr>
+      <w:r>
+        <w:rPr>
+          <w:rFonts w:hint="eastAsia"/>
+          <w:lang w:val="en-US" w:eastAsia="zh-CN"/>
+        </w:rPr>
+        <w:t>A+B+A*+B*</w:t>
+      </w:r>
+    </w:p>
+    <w:p>
+      <w:pPr>
+        <w:ind w:firstLine="420" w:firstLineChars="0"/>
+        <w:rPr>
+          <w:rFonts w:hint="default"/>
+          <w:lang w:val="en-US" w:eastAsia="zh-CN"/>
+        </w:rPr>
+      </w:pPr>
+      <w:r>
+        <w:rPr>
+          <w:rFonts w:hint="eastAsia"/>
+          <w:lang w:val="en-US" w:eastAsia="zh-CN"/>
+        </w:rPr>
+        <w:t>1.白色相簿前奏：</w:t>
       </w:r>
     </w:p>
     <w:p>
       <w:pPr>
         <w:numPr>
           <w:ilvl w:val="0"/>
-          <w:numId w:val="1"/>
-        </w:numPr>
+          <w:numId w:val="0"/>
+        </w:numPr>
+        <w:ind w:left="420" w:leftChars="0" w:firstLine="420" w:firstLineChars="0"/>
         <w:rPr>
           <w:rFonts w:hint="default"/>
           <w:lang w:val="en-US" w:eastAsia="zh-CN"/>
@@ -45,6 +78,16 @@
       </w:pPr>
       <w:r>
         <w:rPr>
+          <w:rFonts w:hint="default" w:asciiTheme="minorHAnsi" w:hAnsiTheme="minorHAnsi" w:eastAsiaTheme="minorEastAsia" w:cstheme="minorBidi"/>
+          <w:kern w:val="2"/>
+          <w:sz w:val="21"/>
+          <w:szCs w:val="24"/>
+          <w:lang w:val="en-US" w:eastAsia="zh-CN" w:bidi="ar-SA"/>
+        </w:rPr>
+        <w:t>A、</w:t>
+      </w:r>
+      <w:r>
+        <w:rPr>
           <w:rFonts w:hint="eastAsia"/>
           <w:lang w:val="en-US" w:eastAsia="zh-CN"/>
         </w:rPr>
@@ -55,8 +98,9 @@
       <w:pPr>
         <w:numPr>
           <w:ilvl w:val="0"/>
-          <w:numId w:val="1"/>
-        </w:numPr>
+          <w:numId w:val="0"/>
+        </w:numPr>
+        <w:ind w:left="420" w:leftChars="0" w:firstLine="420" w:firstLineChars="0"/>
         <w:rPr>
           <w:rFonts w:hint="default"/>
           <w:lang w:val="en-US" w:eastAsia="zh-CN"/>
@@ -64,6 +108,16 @@
       </w:pPr>
       <w:r>
         <w:rPr>
+          <w:rFonts w:hint="default" w:asciiTheme="minorHAnsi" w:hAnsiTheme="minorHAnsi" w:eastAsiaTheme="minorEastAsia" w:cstheme="minorBidi"/>
+          <w:kern w:val="2"/>
+          <w:sz w:val="21"/>
+          <w:szCs w:val="24"/>
+          <w:lang w:val="en-US" w:eastAsia="zh-CN" w:bidi="ar-SA"/>
+        </w:rPr>
+        <w:t>B、</w:t>
+      </w:r>
+      <w:r>
+        <w:rPr>
           <w:rFonts w:hint="eastAsia"/>
           <w:lang w:val="en-US" w:eastAsia="zh-CN"/>
         </w:rPr>
@@ -76,27 +130,307 @@
         <w:numPr>
           <w:numId w:val="0"/>
         </w:numPr>
-        <w:jc w:val="both"/>
-        <w:rPr>
-          <w:rFonts w:hint="eastAsia"/>
-          <w:lang w:val="en-US" w:eastAsia="zh-CN"/>
-        </w:rPr>
-      </w:pPr>
-    </w:p>
-    <w:p>
-      <w:pPr>
-        <w:widowControl w:val="0"/>
-        <w:numPr>
-          <w:numId w:val="0"/>
-        </w:numPr>
-        <w:jc w:val="both"/>
-        <w:rPr>
-          <w:rFonts w:hint="default"/>
-          <w:lang w:val="en-US" w:eastAsia="zh-CN"/>
-        </w:rPr>
-      </w:pPr>
+        <w:ind w:firstLine="420" w:firstLineChars="0"/>
+        <w:jc w:val="both"/>
+        <w:rPr>
+          <w:rFonts w:hint="eastAsia"/>
+          <w:lang w:val="en-US" w:eastAsia="zh-CN"/>
+        </w:rPr>
+      </w:pPr>
+      <w:r>
+        <w:rPr>
+          <w:rFonts w:hint="eastAsia"/>
+          <w:lang w:val="en-US" w:eastAsia="zh-CN"/>
+        </w:rPr>
+        <w:t>2.千与千寻I：</w:t>
+      </w:r>
+    </w:p>
+    <w:p>
+      <w:pPr>
+        <w:widowControl w:val="0"/>
+        <w:numPr>
+          <w:numId w:val="0"/>
+        </w:numPr>
+        <w:ind w:left="420" w:leftChars="0" w:firstLine="420" w:firstLineChars="0"/>
+        <w:jc w:val="both"/>
+        <w:rPr>
+          <w:rFonts w:hint="eastAsia"/>
+          <w:lang w:val="en-US" w:eastAsia="zh-CN"/>
+        </w:rPr>
+      </w:pPr>
+      <w:r>
+        <w:rPr>
+          <w:rFonts w:hint="eastAsia"/>
+          <w:lang w:val="en-US" w:eastAsia="zh-CN"/>
+        </w:rPr>
+        <w:t>A、A*前半一样，后半A*降</w:t>
+      </w:r>
+    </w:p>
+    <w:p>
+      <w:pPr>
+        <w:widowControl w:val="0"/>
+        <w:numPr>
+          <w:numId w:val="0"/>
+        </w:numPr>
+        <w:ind w:left="420" w:leftChars="0" w:firstLine="420" w:firstLineChars="0"/>
+        <w:jc w:val="both"/>
+        <w:rPr>
+          <w:rFonts w:hint="eastAsia"/>
+          <w:lang w:val="en-US" w:eastAsia="zh-CN"/>
+        </w:rPr>
+      </w:pPr>
+      <w:r>
+        <w:rPr>
+          <w:rFonts w:hint="eastAsia"/>
+          <w:lang w:val="en-US" w:eastAsia="zh-CN"/>
+        </w:rPr>
+        <w:t>B、B*前半一样、后半B*降</w:t>
+      </w:r>
+    </w:p>
+    <w:p>
+      <w:pPr>
+        <w:widowControl w:val="0"/>
+        <w:numPr>
+          <w:numId w:val="0"/>
+        </w:numPr>
+        <w:ind w:firstLine="420" w:firstLineChars="0"/>
+        <w:jc w:val="both"/>
+        <w:rPr>
+          <w:rFonts w:hint="eastAsia"/>
+          <w:lang w:val="en-US" w:eastAsia="zh-CN"/>
+        </w:rPr>
+      </w:pPr>
+      <w:r>
+        <w:rPr>
+          <w:rFonts w:hint="eastAsia"/>
+          <w:lang w:val="en-US" w:eastAsia="zh-CN"/>
+        </w:rPr>
+        <w:t>A+B+A+B*</w:t>
+      </w:r>
+    </w:p>
+    <w:p>
+      <w:pPr>
+        <w:widowControl w:val="0"/>
+        <w:numPr>
+          <w:ilvl w:val="0"/>
+          <w:numId w:val="0"/>
+        </w:numPr>
+        <w:ind w:left="420" w:leftChars="0" w:firstLine="420" w:firstLineChars="0"/>
+        <w:jc w:val="both"/>
+        <w:rPr>
+          <w:rFonts w:hint="eastAsia"/>
+          <w:lang w:val="en-US" w:eastAsia="zh-CN"/>
+        </w:rPr>
+      </w:pPr>
+      <w:r>
+        <w:rPr>
+          <w:rFonts w:hint="eastAsia"/>
+          <w:lang w:val="en-US" w:eastAsia="zh-CN"/>
+        </w:rPr>
+        <w:t>2.千与千寻II：</w:t>
+      </w:r>
       <w:bookmarkStart w:id="0" w:name="_GoBack"/>
       <w:bookmarkEnd w:id="0"/>
+    </w:p>
+    <w:p>
+      <w:pPr>
+        <w:widowControl w:val="0"/>
+        <w:numPr>
+          <w:ilvl w:val="0"/>
+          <w:numId w:val="0"/>
+        </w:numPr>
+        <w:ind w:left="420" w:leftChars="0" w:firstLine="420" w:firstLineChars="0"/>
+        <w:jc w:val="both"/>
+        <w:rPr>
+          <w:rFonts w:hint="eastAsia"/>
+          <w:lang w:val="en-US" w:eastAsia="zh-CN"/>
+        </w:rPr>
+      </w:pPr>
+      <w:r>
+        <w:rPr>
+          <w:rFonts w:hint="eastAsia"/>
+          <w:lang w:val="en-US" w:eastAsia="zh-CN"/>
+        </w:rPr>
+        <w:t>B、B*前半一样、后半B*降</w:t>
+      </w:r>
+    </w:p>
+    <w:p>
+      <w:pPr>
+        <w:widowControl w:val="0"/>
+        <w:numPr>
+          <w:numId w:val="0"/>
+        </w:numPr>
+        <w:ind w:firstLine="420" w:firstLineChars="0"/>
+        <w:jc w:val="both"/>
+        <w:rPr>
+          <w:rFonts w:hint="default"/>
+          <w:lang w:val="en-US" w:eastAsia="zh-CN"/>
+        </w:rPr>
+      </w:pPr>
+    </w:p>
+    <w:p>
+      <w:pPr>
+        <w:widowControl w:val="0"/>
+        <w:numPr>
+          <w:numId w:val="0"/>
+        </w:numPr>
+        <w:jc w:val="both"/>
+        <w:rPr>
+          <w:rFonts w:hint="eastAsia"/>
+          <w:lang w:val="en-US" w:eastAsia="zh-CN"/>
+        </w:rPr>
+      </w:pPr>
+      <w:r>
+        <w:rPr>
+          <w:rFonts w:hint="eastAsia"/>
+          <w:lang w:val="en-US" w:eastAsia="zh-CN"/>
+        </w:rPr>
+        <w:t>编曲结构：</w:t>
+      </w:r>
+    </w:p>
+    <w:p>
+      <w:pPr>
+        <w:widowControl w:val="0"/>
+        <w:numPr>
+          <w:numId w:val="0"/>
+        </w:numPr>
+        <w:jc w:val="both"/>
+        <w:rPr>
+          <w:rFonts w:hint="eastAsia"/>
+          <w:lang w:val="en-US" w:eastAsia="zh-CN"/>
+        </w:rPr>
+      </w:pPr>
+      <w:r>
+        <w:rPr>
+          <w:rFonts w:hint="eastAsia"/>
+          <w:lang w:val="en-US" w:eastAsia="zh-CN"/>
+        </w:rPr>
+        <w:t>一、纯音乐</w:t>
+      </w:r>
+    </w:p>
+    <w:p>
+      <w:pPr>
+        <w:widowControl w:val="0"/>
+        <w:numPr>
+          <w:numId w:val="0"/>
+        </w:numPr>
+        <w:ind w:firstLine="420" w:firstLineChars="0"/>
+        <w:jc w:val="both"/>
+        <w:rPr>
+          <w:rFonts w:hint="eastAsia"/>
+          <w:lang w:val="en-US" w:eastAsia="zh-CN"/>
+        </w:rPr>
+      </w:pPr>
+      <w:r>
+        <w:rPr>
+          <w:rFonts w:hint="eastAsia"/>
+          <w:lang w:val="en-US" w:eastAsia="zh-CN"/>
+        </w:rPr>
+        <w:t>前奏+I+II+I*+II*+I**+II**+……+终止式 （纯副歌型）</w:t>
+      </w:r>
+    </w:p>
+    <w:p>
+      <w:pPr>
+        <w:widowControl w:val="0"/>
+        <w:numPr>
+          <w:numId w:val="0"/>
+        </w:numPr>
+        <w:ind w:firstLine="420" w:firstLineChars="0"/>
+        <w:jc w:val="both"/>
+        <w:rPr>
+          <w:rFonts w:hint="eastAsia"/>
+          <w:lang w:val="en-US" w:eastAsia="zh-CN"/>
+        </w:rPr>
+      </w:pPr>
+      <w:r>
+        <w:rPr>
+          <w:rFonts w:hint="eastAsia"/>
+          <w:lang w:val="en-US" w:eastAsia="zh-CN"/>
+        </w:rPr>
+        <w:t>1.千与千寻：</w:t>
+      </w:r>
+    </w:p>
+    <w:p>
+      <w:pPr>
+        <w:widowControl w:val="0"/>
+        <w:numPr>
+          <w:numId w:val="0"/>
+        </w:numPr>
+        <w:ind w:left="420" w:leftChars="0" w:firstLine="420" w:firstLineChars="0"/>
+        <w:jc w:val="both"/>
+        <w:rPr>
+          <w:rFonts w:hint="eastAsia"/>
+          <w:lang w:val="en-US" w:eastAsia="zh-CN"/>
+        </w:rPr>
+      </w:pPr>
+      <w:r>
+        <w:rPr>
+          <w:rFonts w:hint="eastAsia"/>
+          <w:lang w:val="en-US" w:eastAsia="zh-CN"/>
+        </w:rPr>
+        <w:t xml:space="preserve"> I*、II*……升调切分变奏</w:t>
+      </w:r>
+    </w:p>
+    <w:p>
+      <w:pPr>
+        <w:widowControl w:val="0"/>
+        <w:numPr>
+          <w:numId w:val="0"/>
+        </w:numPr>
+        <w:jc w:val="both"/>
+        <w:rPr>
+          <w:rFonts w:hint="default"/>
+          <w:lang w:val="en-US" w:eastAsia="zh-CN"/>
+        </w:rPr>
+      </w:pPr>
+      <w:r>
+        <w:rPr>
+          <w:rFonts w:hint="eastAsia"/>
+          <w:lang w:val="en-US" w:eastAsia="zh-CN"/>
+        </w:rPr>
+        <w:t>前奏+I+I*</w:t>
+      </w:r>
+    </w:p>
+    <w:p>
+      <w:pPr>
+        <w:widowControl w:val="0"/>
+        <w:numPr>
+          <w:numId w:val="0"/>
+        </w:numPr>
+        <w:jc w:val="both"/>
+        <w:rPr>
+          <w:rFonts w:hint="default"/>
+          <w:lang w:val="en-US" w:eastAsia="zh-CN"/>
+        </w:rPr>
+      </w:pPr>
+    </w:p>
+    <w:p>
+      <w:pPr>
+        <w:widowControl w:val="0"/>
+        <w:numPr>
+          <w:ilvl w:val="0"/>
+          <w:numId w:val="0"/>
+        </w:numPr>
+        <w:jc w:val="both"/>
+        <w:rPr>
+          <w:rFonts w:hint="eastAsia"/>
+          <w:lang w:val="en-US" w:eastAsia="zh-CN"/>
+        </w:rPr>
+      </w:pPr>
+    </w:p>
+    <w:p>
+      <w:pPr>
+        <w:widowControl w:val="0"/>
+        <w:numPr>
+          <w:ilvl w:val="0"/>
+          <w:numId w:val="0"/>
+        </w:numPr>
+        <w:jc w:val="both"/>
+        <w:rPr>
+          <w:rFonts w:hint="default"/>
+          <w:lang w:val="en-US" w:eastAsia="zh-CN"/>
+        </w:rPr>
+      </w:pPr>
     </w:p>
     <w:sectPr>
       <w:pgSz w:w="11906" w:h="16838"/>
@@ -106,26 +440,6 @@
     </w:sectPr>
   </w:body>
 </w:document>
-</file>
-
-<file path=word/numbering.xml><?xml version="1.0" encoding="utf-8"?>
-<w:numbering xmlns:wpc="http://schemas.microsoft.com/office/word/2010/wordprocessingCanvas" xmlns:mc="http://schemas.openxmlformats.org/markup-compatibility/2006" xmlns:o="urn:schemas-microsoft-com:office:office" xmlns:r="http://schemas.openxmlformats.org/officeDocument/2006/relationships" xmlns:m="http://schemas.openxmlformats.org/officeDocument/2006/math" xmlns:v="urn:schemas-microsoft-com:vml" xmlns:wp14="http://schemas.microsoft.com/office/word/2010/wordprocessingDrawing" xmlns:wp="http://schemas.openxmlformats.org/drawingml/2006/wordprocessingDrawing" xmlns:w10="urn:schemas-microsoft-com:office:word" xmlns:w="http://schemas.openxmlformats.org/wordprocessingml/2006/main" xmlns:w14="http://schemas.microsoft.com/office/word/2010/wordml" xmlns:wpg="http://schemas.microsoft.com/office/word/2010/wordprocessingGroup" xmlns:wpi="http://schemas.microsoft.com/office/word/2010/wordprocessingInk" xmlns:wne="http://schemas.microsoft.com/office/word/2006/wordml" xmlns:wps="http://schemas.microsoft.com/office/word/2010/wordprocessingShape" xmlns:wpsCustomData="http://www.wps.cn/officeDocument/2013/wpsCustomData" mc:Ignorable="w14 wp14">
-  <w:abstractNum w:abstractNumId="0">
-    <w:nsid w:val="C2CFB3CB"/>
-    <w:multiLevelType w:val="singleLevel"/>
-    <w:tmpl w:val="C2CFB3CB"/>
-    <w:lvl w:ilvl="0" w:tentative="0">
-      <w:start w:val="1"/>
-      <w:numFmt w:val="upperLetter"/>
-      <w:suff w:val="nothing"/>
-      <w:lvlText w:val="%1、"/>
-      <w:lvlJc w:val="left"/>
-    </w:lvl>
-  </w:abstractNum>
-  <w:num w:numId="1">
-    <w:abstractNumId w:val="0"/>
-  </w:num>
-</w:numbering>
 </file>
 
 <file path=word/styles.xml><?xml version="1.0" encoding="utf-8"?>
